--- a/docs/prerequisites/cen429-on-gereksinimler-ders-notu.tr.docx
+++ b/docs/prerequisites/cen429-on-gereksinimler-ders-notu.tr.docx
@@ -497,7 +497,13 @@
               <w:t xml:space="preserve"> </w:t>
             </w:r>
             <w:r>
-              <w:t xml:space="preserve">şablonu çatallamak (fork), derlemek, testleri ve dokümantasyonu üretmek</w:t>
+              <w:t xml:space="preserve">şablondan özel depo oluşturmak (</w:t>
+            </w:r>
+            <w:r>
+              <w:t xml:space="preserve">“Use this template”</w:t>
+            </w:r>
+            <w:r>
+              <w:t xml:space="preserve">, fork değil), derlemek, testleri ve dokümantasyonu üretmek</w:t>
             </w:r>
           </w:p>
         </w:tc>
@@ -1587,7 +1593,13 @@
         <w:pStyle w:val="FirstParagraph"/>
       </w:pPr>
       <w:r>
-        <w:t xml:space="preserve">Ardından proje şablonunu kendi hesabınıza çatallayıp (fork) derleyin ve testlerini çalıştırın:</w:t>
+        <w:t xml:space="preserve">Ardından proje şablonundan kendi özel deponuzu oluşturun (</w:t>
+      </w:r>
+      <w:r>
+        <w:t xml:space="preserve">“Use this template → Create a new repository → Private”</w:t>
+      </w:r>
+      <w:r>
+        <w:t xml:space="preserve">, fork değil), derleyin ve testlerini çalıştırın:</w:t>
       </w:r>
     </w:p>
     <w:p>
